--- a/docs/print/探索记录.docx
+++ b/docs/print/探索记录.docx
@@ -38,7 +38,7 @@
       <w:r>
         <w:t xml:space="preserve">给组员讲解和展示用的版本是</w:t>
       </w:r>
-      <w:hyperlink w:history="1" r:id="rId7fc8cr9of-r4rv1yjoste">
+      <w:hyperlink w:history="1" r:id="rIdy2u8yvuv6ooedlmjjd_jf">
         <w:r>
           <w:rPr>
             <w:color w:val="1F5FA8"/>
@@ -514,9 +514,9 @@
       <w:r>
         <w:drawing>
           <wp:inline distT="0" distB="0" distL="0" distR="0">
-            <wp:extent cx="4191000" cy="2962275"/>
+            <wp:extent cx="4448175" cy="3143250"/>
             <wp:effectExtent t="0" r="0" b="0" l="0"/>
-            <wp:docPr id="1" name="" descr="" title=""/>
+            <wp:docPr id="6" name="" descr="" title=""/>
             <wp:cNvGraphicFramePr>
               <a:graphicFrameLocks xmlns:a="http://schemas.openxmlformats.org/drawingml/2006/main" noChangeAspect="1"/>
             </wp:cNvGraphicFramePr>
@@ -539,7 +539,7 @@
                   <pic:spPr bwMode="auto">
                     <a:xfrm>
                       <a:off x="0" y="0"/>
-                      <a:ext cx="4191000" cy="2962275"/>
+                      <a:ext cx="4448175" cy="3143250"/>
                     </a:xfrm>
                     <a:prstGeom prst="rect">
                       <a:avLst/>
@@ -634,7 +634,7 @@
           <wp:inline distT="0" distB="0" distL="0" distR="0">
             <wp:extent cx="2352675" cy="3143250"/>
             <wp:effectExtent t="0" r="0" b="0" l="0"/>
-            <wp:docPr id="2" name="" descr="" title=""/>
+            <wp:docPr id="7" name="" descr="" title=""/>
             <wp:cNvGraphicFramePr>
               <a:graphicFrameLocks xmlns:a="http://schemas.openxmlformats.org/drawingml/2006/main" noChangeAspect="1"/>
             </wp:cNvGraphicFramePr>
@@ -752,7 +752,7 @@
           <wp:inline distT="0" distB="0" distL="0" distR="0">
             <wp:extent cx="4191000" cy="3143250"/>
             <wp:effectExtent t="0" r="0" b="0" l="0"/>
-            <wp:docPr id="3" name="" descr="" title=""/>
+            <wp:docPr id="8" name="" descr="" title=""/>
             <wp:cNvGraphicFramePr>
               <a:graphicFrameLocks xmlns:a="http://schemas.openxmlformats.org/drawingml/2006/main" noChangeAspect="1"/>
             </wp:cNvGraphicFramePr>
@@ -916,9 +916,9 @@
       <w:r>
         <w:drawing>
           <wp:inline distT="0" distB="0" distL="0" distR="0">
-            <wp:extent cx="4191000" cy="1571625"/>
+            <wp:extent cx="6096000" cy="2286000"/>
             <wp:effectExtent t="0" r="0" b="0" l="0"/>
-            <wp:docPr id="4" name="" descr="" title=""/>
+            <wp:docPr id="9" name="" descr="" title=""/>
             <wp:cNvGraphicFramePr>
               <a:graphicFrameLocks xmlns:a="http://schemas.openxmlformats.org/drawingml/2006/main" noChangeAspect="1"/>
             </wp:cNvGraphicFramePr>
@@ -941,7 +941,7 @@
                   <pic:spPr bwMode="auto">
                     <a:xfrm>
                       <a:off x="0" y="0"/>
-                      <a:ext cx="4191000" cy="1571625"/>
+                      <a:ext cx="6096000" cy="2286000"/>
                     </a:xfrm>
                     <a:prstGeom prst="rect">
                       <a:avLst/>
@@ -1627,7 +1627,7 @@
           <wp:inline distT="0" distB="0" distL="0" distR="0">
             <wp:extent cx="4191000" cy="3143250"/>
             <wp:effectExtent t="0" r="0" b="0" l="0"/>
-            <wp:docPr id="5" name="" descr="" title=""/>
+            <wp:docPr id="10" name="" descr="" title=""/>
             <wp:cNvGraphicFramePr>
               <a:graphicFrameLocks xmlns:a="http://schemas.openxmlformats.org/drawingml/2006/main" noChangeAspect="1"/>
             </wp:cNvGraphicFramePr>
@@ -1688,9 +1688,9 @@
       <w:r>
         <w:drawing>
           <wp:inline distT="0" distB="0" distL="0" distR="0">
-            <wp:extent cx="4191000" cy="3009900"/>
+            <wp:extent cx="4371975" cy="3143250"/>
             <wp:effectExtent t="0" r="0" b="0" l="0"/>
-            <wp:docPr id="6" name="" descr="" title=""/>
+            <wp:docPr id="11" name="" descr="" title=""/>
             <wp:cNvGraphicFramePr>
               <a:graphicFrameLocks xmlns:a="http://schemas.openxmlformats.org/drawingml/2006/main" noChangeAspect="1"/>
             </wp:cNvGraphicFramePr>
@@ -1713,7 +1713,7 @@
                   <pic:spPr bwMode="auto">
                     <a:xfrm>
                       <a:off x="0" y="0"/>
-                      <a:ext cx="4191000" cy="3009900"/>
+                      <a:ext cx="4371975" cy="3143250"/>
                     </a:xfrm>
                     <a:prstGeom prst="rect">
                       <a:avLst/>
